--- a/04.references/style-formal.docx
+++ b/04.references/style-formal.docx
@@ -8359,6 +8359,9 @@
     <w:semiHidden/>
     <w:unhideWhenUsed/>
     <w:qFormat/>
+    <w:pPr>
+      <w:jc w:val="left"/>
+    </w:pPr>
     <w:rPr>
       <w:sz w:val="16"/>
       <w:szCs w:val="16"/>
@@ -8374,21 +8377,23 @@
       </w:tblCellMar>
     </w:tblPr>
     <w:trPr>
-      <w:trHeight w:hRule="atLeast" w:val="3402"/>
+      <w:trHeight w:hRule="atLeast" w:val="340"/>
     </w:trPr>
     <w:tblStylePr w:type="firstRow">
-      <w:tblPr>
+      <w:pPr>
         <w:jc w:val="left"/>
-      </w:tblPr>
+      </w:pPr>
+      <w:rPr>
+        <w:b/>
+      </w:rPr>
       <w:trPr>
-        <w:trHeight w:hRule="atLeast" w:val="680"/>
-        <w:jc w:val="left"/>
+        <w:trHeight w:hRule="atLeast" w:val="397"/>
       </w:trPr>
       <w:tcPr>
         <w:tcBorders>
           <w:bottom w:val="single" w:sz="0" w:space="0" w:color="auto"/>
         </w:tcBorders>
-        <w:vAlign w:val="bottom"/>
+        <w:vAlign w:val="center"/>
       </w:tcPr>
     </w:tblStylePr>
   </w:style>
